--- a/Rapport/Rapport.docx
+++ b/Rapport/Rapport.docx
@@ -1454,7 +1454,17 @@
           <w:szCs w:val="28"/>
         </w:rPr>
         <w:lastRenderedPageBreak/>
-        <w:t>5. Graphiques montrant l’évolution des pertes et métriques</w:t>
+        <w:t>5. Graphique</w:t>
+      </w:r>
+      <w:bookmarkStart w:id="0" w:name="_GoBack"/>
+      <w:bookmarkEnd w:id="0"/>
+      <w:r>
+        <w:rPr>
+          <w:rFonts w:asciiTheme="minorHAnsi" w:hAnsiTheme="minorHAnsi" w:cstheme="minorHAnsi"/>
+          <w:sz w:val="28"/>
+          <w:szCs w:val="28"/>
+        </w:rPr>
+        <w:t>s montrant l’évolution des pertes et métriques</w:t>
       </w:r>
     </w:p>
     <w:p>
@@ -1601,8 +1611,8 @@
         </w:rPr>
         <w:drawing>
           <wp:inline distT="0" distB="0" distL="0" distR="0">
-            <wp:extent cx="5760720" cy="2702560"/>
-            <wp:effectExtent l="0" t="0" r="0" b="2540"/>
+            <wp:extent cx="5745206" cy="2702560"/>
+            <wp:effectExtent l="0" t="0" r="8255" b="2540"/>
             <wp:docPr id="3" name="Image 3"/>
             <wp:cNvGraphicFramePr>
               <a:graphicFrameLocks xmlns:a="http://schemas.openxmlformats.org/drawingml/2006/main" noChangeAspect="1"/>
@@ -1629,7 +1639,7 @@
                   <pic:spPr>
                     <a:xfrm>
                       <a:off x="0" y="0"/>
-                      <a:ext cx="5760720" cy="2702560"/>
+                      <a:ext cx="5745206" cy="2702560"/>
                     </a:xfrm>
                     <a:prstGeom prst="rect">
                       <a:avLst/>
@@ -1717,8 +1727,8 @@
         <w:lastRenderedPageBreak/>
         <w:drawing>
           <wp:inline distT="0" distB="0" distL="0" distR="0">
-            <wp:extent cx="5760720" cy="4658995"/>
-            <wp:effectExtent l="0" t="0" r="0" b="8255"/>
+            <wp:extent cx="5951219" cy="3585845"/>
+            <wp:effectExtent l="0" t="0" r="0" b="0"/>
             <wp:docPr id="4" name="Image 4"/>
             <wp:cNvGraphicFramePr>
               <a:graphicFrameLocks xmlns:a="http://schemas.openxmlformats.org/drawingml/2006/main" noChangeAspect="1"/>
@@ -1731,7 +1741,7 @@
                     <pic:cNvPicPr/>
                   </pic:nvPicPr>
                   <pic:blipFill>
-                    <a:blip r:embed="rId6">
+                    <a:blip r:embed="rId6" cstate="print">
                       <a:extLst>
                         <a:ext uri="{28A0092B-C50C-407E-A947-70E740481C1C}">
                           <a14:useLocalDpi xmlns:a14="http://schemas.microsoft.com/office/drawing/2010/main" val="0"/>
@@ -1745,7 +1755,7 @@
                   <pic:spPr>
                     <a:xfrm>
                       <a:off x="0" y="0"/>
-                      <a:ext cx="5760720" cy="4658995"/>
+                      <a:ext cx="5961831" cy="3592239"/>
                     </a:xfrm>
                     <a:prstGeom prst="rect">
                       <a:avLst/>
@@ -1757,8 +1767,6 @@
           </wp:inline>
         </w:drawing>
       </w:r>
-      <w:bookmarkStart w:id="0" w:name="_GoBack"/>
-      <w:bookmarkEnd w:id="0"/>
     </w:p>
     <w:p>
       <w:pPr>
@@ -1768,6 +1776,104 @@
         </w:rPr>
       </w:pPr>
     </w:p>
+    <w:p/>
+    <w:p>
+      <w:pPr>
+        <w:rPr>
+          <w:b/>
+          <w:bCs/>
+          <w:color w:val="00B050"/>
+          <w:sz w:val="27"/>
+          <w:szCs w:val="27"/>
+        </w:rPr>
+      </w:pPr>
+      <w:r>
+        <w:rPr>
+          <w:b/>
+          <w:bCs/>
+          <w:color w:val="00B050"/>
+          <w:sz w:val="27"/>
+          <w:szCs w:val="27"/>
+        </w:rPr>
+        <w:t>Courbe ROC avec AUC</w:t>
+      </w:r>
+    </w:p>
+    <w:p>
+      <w:pPr>
+        <w:rPr>
+          <w:b/>
+          <w:bCs/>
+          <w:color w:val="00B050"/>
+          <w:sz w:val="27"/>
+          <w:szCs w:val="27"/>
+        </w:rPr>
+      </w:pPr>
+    </w:p>
+    <w:p>
+      <w:pPr>
+        <w:rPr>
+          <w:b/>
+          <w:bCs/>
+          <w:color w:val="00B050"/>
+          <w:sz w:val="27"/>
+          <w:szCs w:val="27"/>
+        </w:rPr>
+      </w:pPr>
+      <w:r>
+        <w:rPr>
+          <w:b/>
+          <w:bCs/>
+          <w:noProof/>
+          <w:color w:val="00B050"/>
+          <w:sz w:val="27"/>
+          <w:szCs w:val="27"/>
+          <w:lang w:eastAsia="fr-FR"/>
+        </w:rPr>
+        <w:lastRenderedPageBreak/>
+        <w:drawing>
+          <wp:inline distT="0" distB="0" distL="0" distR="0">
+            <wp:extent cx="5760720" cy="4559300"/>
+            <wp:effectExtent l="0" t="0" r="0" b="0"/>
+            <wp:docPr id="1" name="Image 1"/>
+            <wp:cNvGraphicFramePr>
+              <a:graphicFrameLocks xmlns:a="http://schemas.openxmlformats.org/drawingml/2006/main" noChangeAspect="1"/>
+            </wp:cNvGraphicFramePr>
+            <a:graphic xmlns:a="http://schemas.openxmlformats.org/drawingml/2006/main">
+              <a:graphicData uri="http://schemas.openxmlformats.org/drawingml/2006/picture">
+                <pic:pic xmlns:pic="http://schemas.openxmlformats.org/drawingml/2006/picture">
+                  <pic:nvPicPr>
+                    <pic:cNvPr id="1" name="Cap_06.png"/>
+                    <pic:cNvPicPr/>
+                  </pic:nvPicPr>
+                  <pic:blipFill>
+                    <a:blip r:embed="rId7">
+                      <a:extLst>
+                        <a:ext uri="{28A0092B-C50C-407E-A947-70E740481C1C}">
+                          <a14:useLocalDpi xmlns:a14="http://schemas.microsoft.com/office/drawing/2010/main" val="0"/>
+                        </a:ext>
+                      </a:extLst>
+                    </a:blip>
+                    <a:stretch>
+                      <a:fillRect/>
+                    </a:stretch>
+                  </pic:blipFill>
+                  <pic:spPr>
+                    <a:xfrm>
+                      <a:off x="0" y="0"/>
+                      <a:ext cx="5760720" cy="4559300"/>
+                    </a:xfrm>
+                    <a:prstGeom prst="rect">
+                      <a:avLst/>
+                    </a:prstGeom>
+                  </pic:spPr>
+                </pic:pic>
+              </a:graphicData>
+            </a:graphic>
+          </wp:inline>
+        </w:drawing>
+      </w:r>
+    </w:p>
+    <w:p/>
     <w:p>
       <w:pPr>
         <w:pStyle w:val="Titre2"/>
@@ -2732,6 +2838,146 @@
     </w:lvl>
   </w:abstractNum>
   <w:abstractNum w:abstractNumId="6" w15:restartNumberingAfterBreak="0">
+    <w:nsid w:val="2556176C"/>
+    <w:multiLevelType w:val="hybridMultilevel"/>
+    <w:tmpl w:val="A51EE372"/>
+    <w:lvl w:ilvl="0" w:tplc="315CE2DC">
+      <w:start w:val="1"/>
+      <w:numFmt w:val="bullet"/>
+      <w:lvlText w:val="○"/>
+      <w:lvlJc w:val="left"/>
+      <w:pPr>
+        <w:tabs>
+          <w:tab w:val="num" w:pos="720"/>
+        </w:tabs>
+        <w:ind w:left="720" w:hanging="360"/>
+      </w:pPr>
+      <w:rPr>
+        <w:rFonts w:ascii="Nunito Sans" w:hAnsi="Nunito Sans" w:hint="default"/>
+      </w:rPr>
+    </w:lvl>
+    <w:lvl w:ilvl="1" w:tplc="901041F6">
+      <w:start w:val="1"/>
+      <w:numFmt w:val="bullet"/>
+      <w:lvlText w:val="○"/>
+      <w:lvlJc w:val="left"/>
+      <w:pPr>
+        <w:tabs>
+          <w:tab w:val="num" w:pos="1440"/>
+        </w:tabs>
+        <w:ind w:left="1440" w:hanging="360"/>
+      </w:pPr>
+      <w:rPr>
+        <w:rFonts w:ascii="Nunito Sans" w:hAnsi="Nunito Sans" w:hint="default"/>
+      </w:rPr>
+    </w:lvl>
+    <w:lvl w:ilvl="2" w:tplc="E2465DC0" w:tentative="1">
+      <w:start w:val="1"/>
+      <w:numFmt w:val="bullet"/>
+      <w:lvlText w:val="○"/>
+      <w:lvlJc w:val="left"/>
+      <w:pPr>
+        <w:tabs>
+          <w:tab w:val="num" w:pos="2160"/>
+        </w:tabs>
+        <w:ind w:left="2160" w:hanging="360"/>
+      </w:pPr>
+      <w:rPr>
+        <w:rFonts w:ascii="Nunito Sans" w:hAnsi="Nunito Sans" w:hint="default"/>
+      </w:rPr>
+    </w:lvl>
+    <w:lvl w:ilvl="3" w:tplc="268AEEFE" w:tentative="1">
+      <w:start w:val="1"/>
+      <w:numFmt w:val="bullet"/>
+      <w:lvlText w:val="○"/>
+      <w:lvlJc w:val="left"/>
+      <w:pPr>
+        <w:tabs>
+          <w:tab w:val="num" w:pos="2880"/>
+        </w:tabs>
+        <w:ind w:left="2880" w:hanging="360"/>
+      </w:pPr>
+      <w:rPr>
+        <w:rFonts w:ascii="Nunito Sans" w:hAnsi="Nunito Sans" w:hint="default"/>
+      </w:rPr>
+    </w:lvl>
+    <w:lvl w:ilvl="4" w:tplc="14A45588" w:tentative="1">
+      <w:start w:val="1"/>
+      <w:numFmt w:val="bullet"/>
+      <w:lvlText w:val="○"/>
+      <w:lvlJc w:val="left"/>
+      <w:pPr>
+        <w:tabs>
+          <w:tab w:val="num" w:pos="3600"/>
+        </w:tabs>
+        <w:ind w:left="3600" w:hanging="360"/>
+      </w:pPr>
+      <w:rPr>
+        <w:rFonts w:ascii="Nunito Sans" w:hAnsi="Nunito Sans" w:hint="default"/>
+      </w:rPr>
+    </w:lvl>
+    <w:lvl w:ilvl="5" w:tplc="D4B011BC" w:tentative="1">
+      <w:start w:val="1"/>
+      <w:numFmt w:val="bullet"/>
+      <w:lvlText w:val="○"/>
+      <w:lvlJc w:val="left"/>
+      <w:pPr>
+        <w:tabs>
+          <w:tab w:val="num" w:pos="4320"/>
+        </w:tabs>
+        <w:ind w:left="4320" w:hanging="360"/>
+      </w:pPr>
+      <w:rPr>
+        <w:rFonts w:ascii="Nunito Sans" w:hAnsi="Nunito Sans" w:hint="default"/>
+      </w:rPr>
+    </w:lvl>
+    <w:lvl w:ilvl="6" w:tplc="B7C81B4E" w:tentative="1">
+      <w:start w:val="1"/>
+      <w:numFmt w:val="bullet"/>
+      <w:lvlText w:val="○"/>
+      <w:lvlJc w:val="left"/>
+      <w:pPr>
+        <w:tabs>
+          <w:tab w:val="num" w:pos="5040"/>
+        </w:tabs>
+        <w:ind w:left="5040" w:hanging="360"/>
+      </w:pPr>
+      <w:rPr>
+        <w:rFonts w:ascii="Nunito Sans" w:hAnsi="Nunito Sans" w:hint="default"/>
+      </w:rPr>
+    </w:lvl>
+    <w:lvl w:ilvl="7" w:tplc="F006A6B8" w:tentative="1">
+      <w:start w:val="1"/>
+      <w:numFmt w:val="bullet"/>
+      <w:lvlText w:val="○"/>
+      <w:lvlJc w:val="left"/>
+      <w:pPr>
+        <w:tabs>
+          <w:tab w:val="num" w:pos="5760"/>
+        </w:tabs>
+        <w:ind w:left="5760" w:hanging="360"/>
+      </w:pPr>
+      <w:rPr>
+        <w:rFonts w:ascii="Nunito Sans" w:hAnsi="Nunito Sans" w:hint="default"/>
+      </w:rPr>
+    </w:lvl>
+    <w:lvl w:ilvl="8" w:tplc="874AB51E" w:tentative="1">
+      <w:start w:val="1"/>
+      <w:numFmt w:val="bullet"/>
+      <w:lvlText w:val="○"/>
+      <w:lvlJc w:val="left"/>
+      <w:pPr>
+        <w:tabs>
+          <w:tab w:val="num" w:pos="6480"/>
+        </w:tabs>
+        <w:ind w:left="6480" w:hanging="360"/>
+      </w:pPr>
+      <w:rPr>
+        <w:rFonts w:ascii="Nunito Sans" w:hAnsi="Nunito Sans" w:hint="default"/>
+      </w:rPr>
+    </w:lvl>
+  </w:abstractNum>
+  <w:abstractNum w:abstractNumId="7" w15:restartNumberingAfterBreak="0">
     <w:nsid w:val="2CC11DBC"/>
     <w:multiLevelType w:val="multilevel"/>
     <w:tmpl w:val="D54EA432"/>
@@ -2880,7 +3126,7 @@
       </w:rPr>
     </w:lvl>
   </w:abstractNum>
-  <w:abstractNum w:abstractNumId="7" w15:restartNumberingAfterBreak="0">
+  <w:abstractNum w:abstractNumId="8" w15:restartNumberingAfterBreak="0">
     <w:nsid w:val="32523A71"/>
     <w:multiLevelType w:val="multilevel"/>
     <w:tmpl w:val="62E69B7A"/>
@@ -3029,7 +3275,7 @@
       </w:rPr>
     </w:lvl>
   </w:abstractNum>
-  <w:abstractNum w:abstractNumId="8" w15:restartNumberingAfterBreak="0">
+  <w:abstractNum w:abstractNumId="9" w15:restartNumberingAfterBreak="0">
     <w:nsid w:val="33C67DBA"/>
     <w:multiLevelType w:val="multilevel"/>
     <w:tmpl w:val="58144B34"/>
@@ -3178,7 +3424,7 @@
       </w:rPr>
     </w:lvl>
   </w:abstractNum>
-  <w:abstractNum w:abstractNumId="9" w15:restartNumberingAfterBreak="0">
+  <w:abstractNum w:abstractNumId="10" w15:restartNumberingAfterBreak="0">
     <w:nsid w:val="3474783B"/>
     <w:multiLevelType w:val="multilevel"/>
     <w:tmpl w:val="72B27990"/>
@@ -3327,7 +3573,7 @@
       </w:rPr>
     </w:lvl>
   </w:abstractNum>
-  <w:abstractNum w:abstractNumId="10" w15:restartNumberingAfterBreak="0">
+  <w:abstractNum w:abstractNumId="11" w15:restartNumberingAfterBreak="0">
     <w:nsid w:val="3B69782F"/>
     <w:multiLevelType w:val="multilevel"/>
     <w:tmpl w:val="EBC23114"/>
@@ -3476,7 +3722,7 @@
       </w:rPr>
     </w:lvl>
   </w:abstractNum>
-  <w:abstractNum w:abstractNumId="11" w15:restartNumberingAfterBreak="0">
+  <w:abstractNum w:abstractNumId="12" w15:restartNumberingAfterBreak="0">
     <w:nsid w:val="46526860"/>
     <w:multiLevelType w:val="multilevel"/>
     <w:tmpl w:val="E8000490"/>
@@ -3625,7 +3871,7 @@
       </w:rPr>
     </w:lvl>
   </w:abstractNum>
-  <w:abstractNum w:abstractNumId="12" w15:restartNumberingAfterBreak="0">
+  <w:abstractNum w:abstractNumId="13" w15:restartNumberingAfterBreak="0">
     <w:nsid w:val="5F6C7834"/>
     <w:multiLevelType w:val="multilevel"/>
     <w:tmpl w:val="7D72F2DC"/>
@@ -3774,7 +4020,7 @@
       </w:rPr>
     </w:lvl>
   </w:abstractNum>
-  <w:abstractNum w:abstractNumId="13" w15:restartNumberingAfterBreak="0">
+  <w:abstractNum w:abstractNumId="14" w15:restartNumberingAfterBreak="0">
     <w:nsid w:val="6FAF4A0D"/>
     <w:multiLevelType w:val="multilevel"/>
     <w:tmpl w:val="518CFC0E"/>
@@ -3923,7 +4169,7 @@
       </w:rPr>
     </w:lvl>
   </w:abstractNum>
-  <w:abstractNum w:abstractNumId="14" w15:restartNumberingAfterBreak="0">
+  <w:abstractNum w:abstractNumId="15" w15:restartNumberingAfterBreak="0">
     <w:nsid w:val="72155131"/>
     <w:multiLevelType w:val="multilevel"/>
     <w:tmpl w:val="F8BAB358"/>
@@ -4072,7 +4318,7 @@
       </w:rPr>
     </w:lvl>
   </w:abstractNum>
-  <w:abstractNum w:abstractNumId="15" w15:restartNumberingAfterBreak="0">
+  <w:abstractNum w:abstractNumId="16" w15:restartNumberingAfterBreak="0">
     <w:nsid w:val="7370559A"/>
     <w:multiLevelType w:val="multilevel"/>
     <w:tmpl w:val="8D2095BA"/>
@@ -4221,7 +4467,7 @@
       </w:rPr>
     </w:lvl>
   </w:abstractNum>
-  <w:abstractNum w:abstractNumId="16" w15:restartNumberingAfterBreak="0">
+  <w:abstractNum w:abstractNumId="17" w15:restartNumberingAfterBreak="0">
     <w:nsid w:val="784079CA"/>
     <w:multiLevelType w:val="multilevel"/>
     <w:tmpl w:val="F7AADAE4"/>
@@ -4370,7 +4616,7 @@
       </w:rPr>
     </w:lvl>
   </w:abstractNum>
-  <w:abstractNum w:abstractNumId="17" w15:restartNumberingAfterBreak="0">
+  <w:abstractNum w:abstractNumId="18" w15:restartNumberingAfterBreak="0">
     <w:nsid w:val="7C680080"/>
     <w:multiLevelType w:val="multilevel"/>
     <w:tmpl w:val="ED98688C"/>
@@ -4520,13 +4766,13 @@
     </w:lvl>
   </w:abstractNum>
   <w:num w:numId="1">
-    <w:abstractNumId w:val="15"/>
+    <w:abstractNumId w:val="16"/>
   </w:num>
   <w:num w:numId="2">
-    <w:abstractNumId w:val="8"/>
+    <w:abstractNumId w:val="9"/>
   </w:num>
   <w:num w:numId="3">
-    <w:abstractNumId w:val="10"/>
+    <w:abstractNumId w:val="11"/>
   </w:num>
   <w:num w:numId="4">
     <w:abstractNumId w:val="3"/>
@@ -4535,43 +4781,46 @@
     <w:abstractNumId w:val="2"/>
   </w:num>
   <w:num w:numId="6">
-    <w:abstractNumId w:val="17"/>
+    <w:abstractNumId w:val="18"/>
   </w:num>
   <w:num w:numId="7">
-    <w:abstractNumId w:val="7"/>
+    <w:abstractNumId w:val="8"/>
   </w:num>
   <w:num w:numId="8">
     <w:abstractNumId w:val="0"/>
   </w:num>
   <w:num w:numId="9">
-    <w:abstractNumId w:val="6"/>
+    <w:abstractNumId w:val="7"/>
   </w:num>
   <w:num w:numId="10">
-    <w:abstractNumId w:val="16"/>
+    <w:abstractNumId w:val="17"/>
   </w:num>
   <w:num w:numId="11">
     <w:abstractNumId w:val="1"/>
   </w:num>
   <w:num w:numId="12">
-    <w:abstractNumId w:val="13"/>
+    <w:abstractNumId w:val="14"/>
   </w:num>
   <w:num w:numId="13">
     <w:abstractNumId w:val="5"/>
   </w:num>
   <w:num w:numId="14">
-    <w:abstractNumId w:val="11"/>
+    <w:abstractNumId w:val="12"/>
   </w:num>
   <w:num w:numId="15">
-    <w:abstractNumId w:val="14"/>
+    <w:abstractNumId w:val="15"/>
   </w:num>
   <w:num w:numId="16">
-    <w:abstractNumId w:val="12"/>
+    <w:abstractNumId w:val="13"/>
   </w:num>
   <w:num w:numId="17">
-    <w:abstractNumId w:val="9"/>
+    <w:abstractNumId w:val="10"/>
   </w:num>
   <w:num w:numId="18">
     <w:abstractNumId w:val="4"/>
+  </w:num>
+  <w:num w:numId="19">
+    <w:abstractNumId w:val="6"/>
   </w:num>
 </w:numbering>
 </file>
@@ -5057,7 +5306,6 @@
   <w:style w:type="character" w:default="1" w:styleId="Policepardfaut">
     <w:name w:val="Default Paragraph Font"/>
     <w:uiPriority w:val="1"/>
-    <w:semiHidden/>
     <w:unhideWhenUsed/>
   </w:style>
   <w:style w:type="table" w:default="1" w:styleId="TableauNormal">
